--- a/results/Aim1/tables/s_table5s_lme_interact.docx
+++ b/results/Aim1/tables/s_table5s_lme_interact.docx
@@ -295,7 +295,7 @@
                 <w:rFonts w:ascii="Calibri" w:hAnsi="Calibri"/>
                 <w:sz w:val="20"/>
               </w:rPr>
-              <w:t xml:space="preserve">q</w:t>
+              <w:t xml:space="preserve">p.adj</w:t>
             </w:r>
           </w:p>
         </w:tc>
@@ -384,7 +384,7 @@
                 <w:rFonts w:ascii="Calibri" w:hAnsi="Calibri"/>
                 <w:sz w:val="20"/>
               </w:rPr>
-              <w:t xml:space="preserve">q</w:t>
+              <w:t xml:space="preserve">p.adj</w:t>
             </w:r>
           </w:p>
         </w:tc>
@@ -507,7 +507,6 @@
               <w:start w:val="single" w:space="0" w:color="D3D3D3"/>
               <w:end w:val="single" w:space="0" w:color="D3D3D3"/>
             </w:tcBorders>
-            <w:shd w:val="clear" w:color="auto" w:fill="E8F4E8"/>
           </w:tcPr>
           <w:p>
             <w:pPr>
@@ -729,7 +728,6 @@
               <w:start w:val="single" w:space="0" w:color="D3D3D3"/>
               <w:end w:val="single" w:space="0" w:color="D3D3D3"/>
             </w:tcBorders>
-            <w:shd w:val="clear" w:color="auto" w:fill="E8F4E8"/>
           </w:tcPr>
           <w:p>
             <w:pPr>
@@ -766,7 +764,7 @@
                 <w:rFonts w:ascii="Calibri" w:hAnsi="Calibri"/>
                 <w:sz w:val="20"/>
               </w:rPr>
-              <w:t xml:space="default">0.053</w:t>
+              <w:t xml:space="default">0.178</w:t>
             </w:r>
           </w:p>
         </w:tc>
@@ -862,7 +860,7 @@
                 <w:rFonts w:ascii="Calibri" w:hAnsi="Calibri"/>
                 <w:sz w:val="20"/>
               </w:rPr>
-              <w:t xml:space="default">0.225</w:t>
+              <w:t xml:space="default">0.412</w:t>
             </w:r>
           </w:p>
         </w:tc>
@@ -1083,7 +1081,7 @@
                 <w:rFonts w:ascii="Calibri" w:hAnsi="Calibri"/>
                 <w:sz w:val="20"/>
               </w:rPr>
-              <w:t xml:space="default">0.438</w:t>
+              <w:t xml:space="default">0.906</w:t>
             </w:r>
           </w:p>
         </w:tc>
@@ -1581,7 +1579,7 @@
                 <w:rFonts w:ascii="Calibri" w:hAnsi="Calibri"/>
                 <w:sz w:val="20"/>
               </w:rPr>
-              <w:t xml:space="default">Sex (Male)</w:t>
+              <w:t xml:space="default">Sex</w:t>
             </w:r>
           </w:p>
         </w:tc>
@@ -1958,7 +1956,6 @@
               <w:start w:val="single" w:space="0" w:color="D3D3D3"/>
               <w:end w:val="single" w:space="0" w:color="D3D3D3"/>
             </w:tcBorders>
-            <w:shd w:val="clear" w:color="auto" w:fill="E8F4E8"/>
           </w:tcPr>
           <w:p>
             <w:pPr>
@@ -2493,7 +2490,7 @@
                 <w:rFonts w:ascii="Calibri" w:hAnsi="Calibri"/>
                 <w:sz w:val="20"/>
               </w:rPr>
-              <w:t xml:space="default">Time × Sex (Male)</w:t>
+              <w:t xml:space="default">Time × Sex</w:t>
             </w:r>
           </w:p>
         </w:tc>
@@ -3029,7 +3026,6 @@
               <w:start w:val="single" w:space="0" w:color="D3D3D3"/>
               <w:end w:val="single" w:space="0" w:color="D3D3D3"/>
             </w:tcBorders>
-            <w:shd w:val="clear" w:color="auto" w:fill="E8F4E8"/>
           </w:tcPr>
           <w:p>
             <w:pPr>
@@ -3287,7 +3283,7 @@
                 <w:rFonts w:ascii="Calibri" w:hAnsi="Calibri"/>
                 <w:sz w:val="20"/>
               </w:rPr>
-              <w:t xml:space="default">0.092</w:t>
+              <w:t xml:space="default">0.305</w:t>
             </w:r>
           </w:p>
         </w:tc>
@@ -3347,7 +3343,6 @@
               <w:start w:val="single" w:space="0" w:color="D3D3D3"/>
               <w:end w:val="single" w:space="0" w:color="D3D3D3"/>
             </w:tcBorders>
-            <w:shd w:val="clear" w:color="auto" w:fill="E8F4E8"/>
           </w:tcPr>
           <w:p>
             <w:pPr>
@@ -3372,20 +3367,19 @@
               <w:start w:val="single" w:space="0" w:color="D3D3D3"/>
               <w:end w:val="single" w:space="0" w:color="D3D3D3"/>
             </w:tcBorders>
-            <w:shd w:val="clear" w:color="auto" w:fill="C8E6C9"/>
-          </w:tcPr>
-          <w:p>
-            <w:pPr>
-              <w:spacing w:before="0" w:after="60"/>
-              <w:keepNext/>
-              <w:jc w:val="center"/>
-            </w:pPr>
-            <w:r>
-              <w:rPr>
-                <w:rFonts w:ascii="Calibri" w:hAnsi="Calibri"/>
-                <w:sz w:val="20"/>
-              </w:rPr>
-              <w:t xml:space="default">0.031</w:t>
+          </w:tcPr>
+          <w:p>
+            <w:pPr>
+              <w:spacing w:before="0" w:after="60"/>
+              <w:keepNext/>
+              <w:jc w:val="center"/>
+            </w:pPr>
+            <w:r>
+              <w:rPr>
+                <w:rFonts w:ascii="Calibri" w:hAnsi="Calibri"/>
+                <w:sz w:val="20"/>
+              </w:rPr>
+              <w:t xml:space="default">0.094</w:t>
             </w:r>
           </w:p>
         </w:tc>
@@ -3606,7 +3600,7 @@
                 <w:rFonts w:ascii="Calibri" w:hAnsi="Calibri"/>
                 <w:sz w:val="20"/>
               </w:rPr>
-              <w:t xml:space="default">0.603</w:t>
+              <w:t xml:space="default">0.906</w:t>
             </w:r>
           </w:p>
         </w:tc>
@@ -4039,7 +4033,6 @@
               <w:start w:val="single" w:space="0" w:color="D3D3D3"/>
               <w:end w:val="single" w:space="0" w:color="D3D3D3"/>
             </w:tcBorders>
-            <w:shd w:val="clear" w:color="auto" w:fill="E8F4E8"/>
           </w:tcPr>
           <w:p>
             <w:pPr>
@@ -4105,7 +4098,7 @@
                 <w:rFonts w:ascii="Calibri" w:hAnsi="Calibri"/>
                 <w:sz w:val="20"/>
               </w:rPr>
-              <w:t xml:space="default">Sex (Male)</w:t>
+              <w:t xml:space="default">Sex</w:t>
             </w:r>
           </w:p>
         </w:tc>
@@ -4261,7 +4254,6 @@
               <w:start w:val="single" w:space="0" w:color="D3D3D3"/>
               <w:end w:val="single" w:space="0" w:color="D3D3D3"/>
             </w:tcBorders>
-            <w:shd w:val="clear" w:color="auto" w:fill="E8F4E8"/>
           </w:tcPr>
           <w:p>
             <w:pPr>
@@ -5017,7 +5009,7 @@
                 <w:rFonts w:ascii="Calibri" w:hAnsi="Calibri"/>
                 <w:sz w:val="20"/>
               </w:rPr>
-              <w:t xml:space="default">Time × Sex (Male)</w:t>
+              <w:t xml:space="default">Time × Sex</w:t>
             </w:r>
           </w:p>
         </w:tc>
@@ -5553,7 +5545,6 @@
               <w:start w:val="single" w:space="0" w:color="D3D3D3"/>
               <w:end w:val="single" w:space="0" w:color="D3D3D3"/>
             </w:tcBorders>
-            <w:shd w:val="clear" w:color="auto" w:fill="E8F4E8"/>
           </w:tcPr>
           <w:p>
             <w:pPr>
@@ -5811,7 +5802,7 @@
                 <w:rFonts w:ascii="Calibri" w:hAnsi="Calibri"/>
                 <w:sz w:val="20"/>
               </w:rPr>
-              <w:t xml:space="default">0.212</w:t>
+              <w:t xml:space="default">0.412</w:t>
             </w:r>
           </w:p>
         </w:tc>
@@ -6561,7 +6552,6 @@
               <w:start w:val="single" w:space="0" w:color="D3D3D3"/>
               <w:end w:val="single" w:space="0" w:color="D3D3D3"/>
             </w:tcBorders>
-            <w:shd w:val="clear" w:color="auto" w:fill="E8F4E8"/>
           </w:tcPr>
           <w:p>
             <w:pPr>
@@ -6627,7 +6617,7 @@
                 <w:rFonts w:ascii="Calibri" w:hAnsi="Calibri"/>
                 <w:sz w:val="20"/>
               </w:rPr>
-              <w:t xml:space="default">Sex (Male)</w:t>
+              <w:t xml:space="default">Sex</w:t>
             </w:r>
           </w:p>
         </w:tc>
@@ -6783,7 +6773,6 @@
               <w:start w:val="single" w:space="0" w:color="D3D3D3"/>
               <w:end w:val="single" w:space="0" w:color="D3D3D3"/>
             </w:tcBorders>
-            <w:shd w:val="clear" w:color="auto" w:fill="E8F4E8"/>
           </w:tcPr>
           <w:p>
             <w:pPr>
@@ -7539,7 +7528,7 @@
                 <w:rFonts w:ascii="Calibri" w:hAnsi="Calibri"/>
                 <w:sz w:val="20"/>
               </w:rPr>
-              <w:t xml:space="default">Time × Sex (Male)</w:t>
+              <w:t xml:space="default">Time × Sex</w:t>
             </w:r>
           </w:p>
         </w:tc>
@@ -7695,7 +7684,6 @@
               <w:start w:val="single" w:space="0" w:color="D3D3D3"/>
               <w:end w:val="single" w:space="0" w:color="D3D3D3"/>
             </w:tcBorders>
-            <w:shd w:val="clear" w:color="auto" w:fill="E8F4E8"/>
           </w:tcPr>
           <w:p>
             <w:pPr>
@@ -7987,7 +7975,7 @@
                 <w:sz w:val="20"/>
                 <w:b w:val="true"/>
               </w:rPr>
-              <w:t xml:space="default">ptau-181</w:t>
+              <w:t xml:space="default">ptau181</w:t>
             </w:r>
           </w:p>
         </w:tc>
@@ -8076,7 +8064,6 @@
               <w:start w:val="single" w:space="0" w:color="D3D3D3"/>
               <w:end w:val="single" w:space="0" w:color="D3D3D3"/>
             </w:tcBorders>
-            <w:shd w:val="clear" w:color="auto" w:fill="E8F4E8"/>
           </w:tcPr>
           <w:p>
             <w:pPr>
@@ -8334,7 +8321,7 @@
                 <w:rFonts w:ascii="Calibri" w:hAnsi="Calibri"/>
                 <w:sz w:val="20"/>
               </w:rPr>
-              <w:t xml:space="default">0.192</w:t>
+              <w:t xml:space="default">0.412</w:t>
             </w:r>
           </w:p>
         </w:tc>
@@ -8394,7 +8381,6 @@
               <w:start w:val="single" w:space="0" w:color="D3D3D3"/>
               <w:end w:val="single" w:space="0" w:color="D3D3D3"/>
             </w:tcBorders>
-            <w:shd w:val="clear" w:color="auto" w:fill="E8F4E8"/>
           </w:tcPr>
           <w:p>
             <w:pPr>
@@ -8431,7 +8417,7 @@
                 <w:rFonts w:ascii="Calibri" w:hAnsi="Calibri"/>
                 <w:sz w:val="20"/>
               </w:rPr>
-              <w:t xml:space="default">0.054</w:t>
+              <w:t xml:space="default">0.188</w:t>
             </w:r>
           </w:p>
         </w:tc>
@@ -8556,7 +8542,7 @@
                 <w:rFonts w:ascii="Calibri" w:hAnsi="Calibri"/>
                 <w:sz w:val="20"/>
               </w:rPr>
-              <w:t xml:space="default">0.403</w:t>
+              <w:t xml:space="default">0.739</w:t>
             </w:r>
           </w:p>
         </w:tc>
@@ -8652,7 +8638,7 @@
                 <w:rFonts w:ascii="Calibri" w:hAnsi="Calibri"/>
                 <w:sz w:val="20"/>
               </w:rPr>
-              <w:t xml:space="default">0.403</w:t>
+              <w:t xml:space="default">0.687</w:t>
             </w:r>
           </w:p>
         </w:tc>
@@ -9085,7 +9071,6 @@
               <w:start w:val="single" w:space="0" w:color="D3D3D3"/>
               <w:end w:val="single" w:space="0" w:color="D3D3D3"/>
             </w:tcBorders>
-            <w:shd w:val="clear" w:color="auto" w:fill="E8F4E8"/>
           </w:tcPr>
           <w:p>
             <w:pPr>
@@ -9151,7 +9136,7 @@
                 <w:rFonts w:ascii="Calibri" w:hAnsi="Calibri"/>
                 <w:sz w:val="20"/>
               </w:rPr>
-              <w:t xml:space="default">Sex (Male)</w:t>
+              <w:t xml:space="default">Sex</w:t>
             </w:r>
           </w:p>
         </w:tc>
@@ -10062,7 +10047,7 @@
                 <w:rFonts w:ascii="Calibri" w:hAnsi="Calibri"/>
                 <w:sz w:val="20"/>
               </w:rPr>
-              <w:t xml:space="default">Time × Sex (Male)</w:t>
+              <w:t xml:space="default">Time × Sex</w:t>
             </w:r>
           </w:p>
         </w:tc>
@@ -10509,7 +10494,7 @@
                 <w:sz w:val="20"/>
                 <w:b w:val="true"/>
               </w:rPr>
-              <w:t xml:space="default">ptau-217</w:t>
+              <w:t xml:space="default">ptau217</w:t>
             </w:r>
           </w:p>
         </w:tc>
@@ -10598,7 +10583,6 @@
               <w:start w:val="single" w:space="0" w:color="D3D3D3"/>
               <w:end w:val="single" w:space="0" w:color="D3D3D3"/>
             </w:tcBorders>
-            <w:shd w:val="clear" w:color="auto" w:fill="E8F4E8"/>
           </w:tcPr>
           <w:p>
             <w:pPr>
@@ -10820,7 +10804,6 @@
               <w:start w:val="single" w:space="0" w:color="D3D3D3"/>
               <w:end w:val="single" w:space="0" w:color="D3D3D3"/>
             </w:tcBorders>
-            <w:shd w:val="clear" w:color="auto" w:fill="E8F4E8"/>
           </w:tcPr>
           <w:p>
             <w:pPr>
@@ -10845,20 +10828,19 @@
               <w:start w:val="single" w:space="0" w:color="D3D3D3"/>
               <w:end w:val="single" w:space="0" w:color="D3D3D3"/>
             </w:tcBorders>
-            <w:shd w:val="clear" w:color="auto" w:fill="C8E6C9"/>
-          </w:tcPr>
-          <w:p>
-            <w:pPr>
-              <w:spacing w:before="0" w:after="60"/>
-              <w:keepNext/>
-              <w:jc w:val="center"/>
-            </w:pPr>
-            <w:r>
-              <w:rPr>
-                <w:rFonts w:ascii="Calibri" w:hAnsi="Calibri"/>
-                <w:sz w:val="20"/>
-              </w:rPr>
-              <w:t xml:space="default">0.031</w:t>
+          </w:tcPr>
+          <w:p>
+            <w:pPr>
+              <w:spacing w:before="0" w:after="60"/>
+              <w:keepNext/>
+              <w:jc w:val="center"/>
+            </w:pPr>
+            <w:r>
+              <w:rPr>
+                <w:rFonts w:ascii="Calibri" w:hAnsi="Calibri"/>
+                <w:sz w:val="20"/>
+              </w:rPr>
+              <w:t xml:space="default">0.079</w:t>
             </w:r>
           </w:p>
         </w:tc>
@@ -10918,7 +10900,6 @@
               <w:start w:val="single" w:space="0" w:color="D3D3D3"/>
               <w:end w:val="single" w:space="0" w:color="D3D3D3"/>
             </w:tcBorders>
-            <w:shd w:val="clear" w:color="auto" w:fill="E8F4E8"/>
           </w:tcPr>
           <w:p>
             <w:pPr>
@@ -10943,20 +10924,19 @@
               <w:start w:val="single" w:space="0" w:color="D3D3D3"/>
               <w:end w:val="single" w:space="0" w:color="D3D3D3"/>
             </w:tcBorders>
-            <w:shd w:val="clear" w:color="auto" w:fill="C8E6C9"/>
-          </w:tcPr>
-          <w:p>
-            <w:pPr>
-              <w:spacing w:before="0" w:after="60"/>
-              <w:keepNext/>
-              <w:jc w:val="center"/>
-            </w:pPr>
-            <w:r>
-              <w:rPr>
-                <w:rFonts w:ascii="Calibri" w:hAnsi="Calibri"/>
-                <w:sz w:val="20"/>
-              </w:rPr>
-              <w:t xml:space="default">0.031</w:t>
+          </w:tcPr>
+          <w:p>
+            <w:pPr>
+              <w:spacing w:before="0" w:after="60"/>
+              <w:keepNext/>
+              <w:jc w:val="center"/>
+            </w:pPr>
+            <w:r>
+              <w:rPr>
+                <w:rFonts w:ascii="Calibri" w:hAnsi="Calibri"/>
+                <w:sz w:val="20"/>
+              </w:rPr>
+              <w:t xml:space="default">0.074</w:t>
             </w:r>
           </w:p>
         </w:tc>
@@ -11675,7 +11655,7 @@
                 <w:rFonts w:ascii="Calibri" w:hAnsi="Calibri"/>
                 <w:sz w:val="20"/>
               </w:rPr>
-              <w:t xml:space="default">Sex (Male)</w:t>
+              <w:t xml:space="default">Sex</w:t>
             </w:r>
           </w:p>
         </w:tc>
@@ -12586,7 +12566,7 @@
                 <w:rFonts w:ascii="Calibri" w:hAnsi="Calibri"/>
                 <w:sz w:val="20"/>
               </w:rPr>
-              <w:t xml:space="default">Time × Sex (Male)</w:t>
+              <w:t xml:space="default">Time × Sex</w:t>
             </w:r>
           </w:p>
         </w:tc>
@@ -13033,7 +13013,7 @@
                 <w:sz w:val="20"/>
                 <w:b w:val="true"/>
               </w:rPr>
-              <w:t xml:space="default">ptau-217/Aβ42 ratio</w:t>
+              <w:t xml:space="default">ptau217/Aβ42 ratio</w:t>
             </w:r>
           </w:p>
         </w:tc>
@@ -13122,7 +13102,6 @@
               <w:start w:val="single" w:space="0" w:color="D3D3D3"/>
               <w:end w:val="single" w:space="0" w:color="D3D3D3"/>
             </w:tcBorders>
-            <w:shd w:val="clear" w:color="auto" w:fill="E8F4E8"/>
           </w:tcPr>
           <w:p>
             <w:pPr>
@@ -13344,7 +13323,6 @@
               <w:start w:val="single" w:space="0" w:color="D3D3D3"/>
               <w:end w:val="single" w:space="0" w:color="D3D3D3"/>
             </w:tcBorders>
-            <w:shd w:val="clear" w:color="auto" w:fill="E8F4E8"/>
           </w:tcPr>
           <w:p>
             <w:pPr>
@@ -13381,7 +13359,7 @@
                 <w:rFonts w:ascii="Calibri" w:hAnsi="Calibri"/>
                 <w:sz w:val="20"/>
               </w:rPr>
-              <w:t xml:space="default">0.054</w:t>
+              <w:t xml:space="default">0.188</w:t>
             </w:r>
           </w:p>
         </w:tc>
@@ -13441,7 +13419,6 @@
               <w:start w:val="single" w:space="0" w:color="D3D3D3"/>
               <w:end w:val="single" w:space="0" w:color="D3D3D3"/>
             </w:tcBorders>
-            <w:shd w:val="clear" w:color="auto" w:fill="E8F4E8"/>
           </w:tcPr>
           <w:p>
             <w:pPr>
@@ -13466,20 +13443,19 @@
               <w:start w:val="single" w:space="0" w:color="D3D3D3"/>
               <w:end w:val="single" w:space="0" w:color="D3D3D3"/>
             </w:tcBorders>
-            <w:shd w:val="clear" w:color="auto" w:fill="C8E6C9"/>
-          </w:tcPr>
-          <w:p>
-            <w:pPr>
-              <w:spacing w:before="0" w:after="60"/>
-              <w:keepNext/>
-              <w:jc w:val="center"/>
-            </w:pPr>
-            <w:r>
-              <w:rPr>
-                <w:rFonts w:ascii="Calibri" w:hAnsi="Calibri"/>
-                <w:sz w:val="20"/>
-              </w:rPr>
-              <w:t xml:space="default">0.031</w:t>
+          </w:tcPr>
+          <w:p>
+            <w:pPr>
+              <w:spacing w:before="0" w:after="60"/>
+              <w:keepNext/>
+              <w:jc w:val="center"/>
+            </w:pPr>
+            <w:r>
+              <w:rPr>
+                <w:rFonts w:ascii="Calibri" w:hAnsi="Calibri"/>
+                <w:sz w:val="20"/>
+              </w:rPr>
+              <w:t xml:space="default">0.094</w:t>
             </w:r>
           </w:p>
         </w:tc>
@@ -14198,7 +14174,7 @@
                 <w:rFonts w:ascii="Calibri" w:hAnsi="Calibri"/>
                 <w:sz w:val="20"/>
               </w:rPr>
-              <w:t xml:space="default">Sex (Male)</w:t>
+              <w:t xml:space="default">Sex</w:t>
             </w:r>
           </w:p>
         </w:tc>
@@ -15109,7 +15085,7 @@
                 <w:rFonts w:ascii="Calibri" w:hAnsi="Calibri"/>
                 <w:sz w:val="20"/>
               </w:rPr>
-              <w:t xml:space="default">Time × Sex (Male)</w:t>
+              <w:t xml:space="default">Time × Sex</w:t>
             </w:r>
           </w:p>
         </w:tc>
@@ -15554,7 +15530,7 @@
                 <w:rFonts w:ascii="Calibri" w:hAnsi="Calibri"/>
                 <w:sz w:val="20"/>
               </w:rPr>
-              <w:t xml:space="default">p: unadjusted; q: Benjamini-Hochberg FDR-adjusted across 12 tests (6 biomarkers × 2 models) within each term family. q is reported for: (1) the composite risk score level effect and (2) the time × composite risk score interaction, each corrected in a separate family of 12. Covariate terms are not corrected (—). Light green: p &lt; 0.05; dark green: q &lt; 0.05.</w:t>
+              <w:t xml:space="default">p: unadjusted; p.adj: Hochberg-adjusted within each term family (12 tests per family: 6 biomarkers × 2 models). p.adj is reported for: 1) the composite risk score level effect and 2) the time × composite risk score interaction. Stars denote adjusted p: *&lt;0.05, **&lt;0.01, ***&lt;0.001. Covariate terms are not corrected (—).</w:t>
             </w:r>
           </w:p>
         </w:tc>
